--- a/plantillas_maestras/06_seguro_hogar_e_inmuebles/negativa_cobertura/2_o_mas_ddos_varios/varon/test_101.docx
+++ b/plantillas_maestras/06_seguro_hogar_e_inmuebles/negativa_cobertura/2_o_mas_ddos_varios/varon/test_101.docx
@@ -700,7 +700,7 @@
           <w:sz w:val="22"/>
           <w:szCs w:val="22"/>
         </w:rPr>
-        <w:t>por presuntas infracciones a la Ley Nº 29571, Código de Protección y Defensa del Consumidor (en adelante</w:t>
+        <w:t>por presuntas infracciones a la Ley 29571, Código de Protección y Defensa del Consumidor (en adelante</w:t>
       </w:r>
       <w:r>
         <w:rPr>
@@ -837,7 +837,7 @@
           <w:sz w:val="22"/>
           <w:szCs w:val="22"/>
         </w:rPr>
-        <w:t>Nº</w:t>
+        <w:t/>
       </w:r>
       <w:r>
         <w:rPr>
@@ -918,7 +918,7 @@
           <w:szCs w:val="22"/>
           <w:lang w:eastAsia="es-ES"/>
         </w:rPr>
-        <w:t>N° 16439885</w:t>
+        <w:t>16439885</w:t>
       </w:r>
       <w:r>
         <w:rPr>
@@ -1402,7 +1402,7 @@
           <w:szCs w:val="22"/>
           <w:lang w:eastAsia="es-ES"/>
         </w:rPr>
-        <w:t xml:space="preserve">N° </w:t>
+        <w:t xml:space="preserve"/>
       </w:r>
       <w:r>
         <w:rPr>
@@ -1692,7 +1692,7 @@
           <w:szCs w:val="22"/>
           <w:lang w:eastAsia="es-ES"/>
         </w:rPr>
-        <w:t xml:space="preserve"> N° 13 de la Resolución SBS N° 3202-2013</w:t>
+        <w:t xml:space="preserve"> 13 de la Resolución SBS 3202-2013</w:t>
       </w:r>
       <w:r>
         <w:rPr>
@@ -1815,7 +1815,7 @@
           <w:sz w:val="22"/>
           <w:szCs w:val="22"/>
         </w:rPr>
-        <w:t>El numeral 2.1 del artículo 2° de la Directiva N° 001-2008-TRI-INDECOPI sobre confidencialidad de la información en los procedimientos seguidos por los órganos funcionales del Indecopi, modificada por la Directiva Nº 002-2017-TRI-INDECOPI y 002-2022-TRI-INDECOPI (en adelante, la Directiva), señala que la Comisión podrá declarar la confidencialidad de aquella información presentada por una de las partes o un tercero, en el marco de un procedimiento seguido ante Indecopi, cuando su divulgación implique una afectación significativa para su titular o un tercero del que el aportante la hubiere recibido, u otorgue una ventaja significativa para un competidor del aportante de la información</w:t>
+        <w:t>El numeral 2.1 del artículo 2 de la Directiva 001-2008-TRI-INDECOPI sobre confidencialidad de la información en los procedimientos seguidos por los órganos funcionales del Indecopi, modificada por la Directiva 002-2017-TRI-INDECOPI y 002-2022-TRI-INDECOPI (en adelante, la Directiva), señala que la Comisión podrá declarar la confidencialidad de aquella información presentada por una de las partes o un tercero, en el marco de un procedimiento seguido ante Indecopi, cuando su divulgación implique una afectación significativa para su titular o un tercero del que el aportante la hubiere recibido, u otorgue una ventaja significativa para un competidor del aportante de la información</w:t>
       </w:r>
       <w:r>
         <w:rPr>
@@ -1857,7 +1857,7 @@
           <w:szCs w:val="22"/>
         </w:rPr>
         <w:lastRenderedPageBreak/>
-        <w:t>Asimismo, el literal d) del numeral 2.1 del artículo 2° de la Directiva señala que podrá ser confidencial la información declarada como reservada por ley, tales como la información proveniente de los datos personales, de terceras personas ajenas al procedimiento; y, la protegida por la regulación del secreto bancario, tributario, comercial, industrial, empresarial, tecnológico y bursátil.</w:t>
+        <w:t>Asimismo, el literal d) del numeral 2.1 del artículo 2 de la Directiva señala que podrá ser confidencial la información declarada como reservada por ley, tales como la información proveniente de los datos personales, de terceras personas ajenas al procedimiento; y, la protegida por la regulación del secreto bancario, tributario, comercial, industrial, empresarial, tecnológico y bursátil.</w:t>
       </w:r>
     </w:p>
     <w:p>
@@ -1900,7 +1900,7 @@
           <w:sz w:val="22"/>
           <w:szCs w:val="22"/>
         </w:rPr>
-        <w:t>°</w:t>
+        <w:t/>
       </w:r>
       <w:r>
         <w:rPr>
@@ -2489,7 +2489,7 @@
           <w:sz w:val="22"/>
           <w:szCs w:val="22"/>
         </w:rPr>
-        <w:t xml:space="preserve">el artículo 85° del Texto Único Ordenado del Código Tributario (en adelante, el Código Tributario), aprobado mediante Decreto Supremo N° 133-2013-EF establece expresamente que la </w:t>
+        <w:t xml:space="preserve">el artículo 85 del Texto Único Ordenado del Código Tributario (en adelante, el Código Tributario), aprobado mediante Decreto Supremo 133-2013-EF establece expresamente que la </w:t>
       </w:r>
       <w:r>
         <w:rPr>
@@ -2625,7 +2625,7 @@
           <w:sz w:val="22"/>
           <w:szCs w:val="22"/>
         </w:rPr>
-        <w:t>obra en los documentos Nº 2 y Nº 3 de la Pieza 5 del expediente</w:t>
+        <w:t>obra en los documentos 2 y 3 de la Pieza 5 del expediente</w:t>
       </w:r>
       <w:r>
         <w:rPr>
@@ -2858,7 +2858,7 @@
           <w:sz w:val="22"/>
           <w:szCs w:val="22"/>
         </w:rPr>
-        <w:t>La Secretaría Técnica de la Comisión de Protección al Consumidor N° 1 (en adelante, Secretaría Técnica), en ejercicio de sus facultades</w:t>
+        <w:t>La Secretaría Técnica de la Comisión de Protección al Consumidor 1 (en adelante, Secretaría Técnica), en ejercicio de sus facultades</w:t>
       </w:r>
       <w:r>
         <w:rPr>
@@ -2901,7 +2901,7 @@
           <w:sz w:val="22"/>
           <w:szCs w:val="22"/>
         </w:rPr>
-        <w:t>la compañía aseguradora no habría cumplido con brindar una respuesta dentro del plazo legal a la parte denunciante respecto a la solicitud de cobertura de Póliza de la Inmobiliaria BCP PV02 Nº 16765102 por el siniestro del 6 de agosto de 2024</w:t>
+        <w:t>la compañía aseguradora no habría cumplido con brindar una respuesta dentro del plazo legal a la parte denunciante respecto a la solicitud de cobertura de Póliza de la Inmobiliaria BCP PV02 16765102 por el siniestro del 6 de agosto de 2024</w:t>
       </w:r>
       <w:r>
         <w:rPr>
@@ -2918,7 +2918,7 @@
           <w:sz w:val="22"/>
           <w:szCs w:val="22"/>
         </w:rPr>
-        <w:t>involucraría una afectación a sus expectativas, al no haber encontrado una correspondencia entre lo que esperaba recibir de parte del proveedor denunciado y lo que realmente recibió. Por consiguiente, corresponde calificar el hecho materia de denuncia como una presunta infracción al deber de idoneidad, tipificado en los artículos 18° y 19° del Código</w:t>
+        <w:t>involucraría una afectación a sus expectativas, al no haber encontrado una correspondencia entre lo que esperaba recibir de parte del proveedor denunciado y lo que realmente recibió. Por consiguiente, corresponde calificar el hecho materia de denuncia como una presunta infracción al deber de idoneidad, tipificado en los artículos 18 y 19 del Código</w:t>
       </w:r>
       <w:r>
         <w:rPr>
@@ -2979,15 +2979,15 @@
           <w:sz w:val="22"/>
           <w:szCs w:val="22"/>
         </w:rPr>
-        <w:t>la compañía aseguradora se habría negado injustificadamente a otorgar a la parte denunciante la cobertura de Póliza de la Inmobiliaria BCP PV02 Nº 16765102 por el siniestro del 6 de agosto de 2024</w:t>
-      </w:r>
-      <w:r>
-        <w:rPr>
-          <w:rFonts w:ascii="Arial Narrow" w:eastAsia="Arial Narrow" w:hAnsi="Arial Narrow" w:cs="Arial Narrow"/>
-          <w:sz w:val="22"/>
-          <w:szCs w:val="22"/>
-        </w:rPr>
-        <w:t>; involucraría una presunta afectación a sus expectativas, quien no habría encontrado una correspondencia entre lo que esperaba recibir de parte del proveedor y lo que realmente recibió. Por consiguiente, corresponde calificar el hecho materia de denuncia como una presunta infracción al deber de idoneidad, tipificado en los artículos 18° y 19° del Código</w:t>
+        <w:t>la compañía aseguradora se habría negado injustificadamente a otorgar a la parte denunciante la cobertura de Póliza de la Inmobiliaria BCP PV02 16765102 por el siniestro del 6 de agosto de 2024</w:t>
+      </w:r>
+      <w:r>
+        <w:rPr>
+          <w:rFonts w:ascii="Arial Narrow" w:eastAsia="Arial Narrow" w:hAnsi="Arial Narrow" w:cs="Arial Narrow"/>
+          <w:sz w:val="22"/>
+          <w:szCs w:val="22"/>
+        </w:rPr>
+        <w:t>; involucraría una presunta afectación a sus expectativas, quien no habría encontrado una correspondencia entre lo que esperaba recibir de parte del proveedor y lo que realmente recibió. Por consiguiente, corresponde calificar el hecho materia de denuncia como una presunta infracción al deber de idoneidad, tipificado en los artículos 18 y 19 del Código</w:t>
       </w:r>
       <w:r>
         <w:rPr>
@@ -3064,7 +3064,7 @@
           <w:sz w:val="22"/>
           <w:szCs w:val="22"/>
         </w:rPr>
-        <w:t>; involucraría una presunta afectación a sus expectativas, quien no habría encontrado una correspondencia entre lo que esperaba recibir de parte del proveedor y lo que realmente recibió. Por consiguiente, corresponde calificar el hecho materia de denuncia como una presunta infracción al deber de idoneidad, tipificado en los artículos 18° y 19° del Código</w:t>
+        <w:t>; involucraría una presunta afectación a sus expectativas, quien no habría encontrado una correspondencia entre lo que esperaba recibir de parte del proveedor y lo que realmente recibió. Por consiguiente, corresponde calificar el hecho materia de denuncia como una presunta infracción al deber de idoneidad, tipificado en los artículos 18 y 19 del Código</w:t>
       </w:r>
       <w:r>
         <w:rPr>
@@ -3130,15 +3130,15 @@
           <w:sz w:val="22"/>
           <w:szCs w:val="22"/>
         </w:rPr>
-        <w:t>Pacífico Compañía de Seguros y Reaseguros S.A. no habría cumplido con remitir el Certificado y/o la Póliza Nº 16765102 a la parte denunciante al momento de la contratación o antes del siniestro del 6 de agosto de 2024</w:t>
-      </w:r>
-      <w:r>
-        <w:rPr>
-          <w:rFonts w:ascii="Arial Narrow" w:eastAsia="Arial Narrow" w:hAnsi="Arial Narrow" w:cs="Arial Narrow"/>
-          <w:sz w:val="22"/>
-          <w:szCs w:val="22"/>
-        </w:rPr>
-        <w:t>. Por consiguiente, corresponde calificar el hecho materia de denuncia como una presunta infracción al deber de los proveedores entregar a los usuarios una copia del contrato celebrado, tipificado en el inciso e) del artículo 47° del Código</w:t>
+        <w:t>Pacífico Compañía de Seguros y Reaseguros S.A. no habría cumplido con remitir el Certificado y/o la Póliza 16765102 a la parte denunciante al momento de la contratación o antes del siniestro del 6 de agosto de 2024</w:t>
+      </w:r>
+      <w:r>
+        <w:rPr>
+          <w:rFonts w:ascii="Arial Narrow" w:eastAsia="Arial Narrow" w:hAnsi="Arial Narrow" w:cs="Arial Narrow"/>
+          <w:sz w:val="22"/>
+          <w:szCs w:val="22"/>
+        </w:rPr>
+        <w:t>. Por consiguiente, corresponde calificar el hecho materia de denuncia como una presunta infracción al deber de los proveedores entregar a los usuarios una copia del contrato celebrado, tipificado en el inciso e) del artículo 47 del Código</w:t>
       </w:r>
       <w:r>
         <w:rPr>
@@ -3375,15 +3375,15 @@
           <w:szCs w:val="22"/>
           <w:lang w:val="es-ES" w:eastAsia="es-ES"/>
         </w:rPr>
-        <w:t>(i) presentar una copia completa, legible y debidamente suscrita de la Póliza de la Inmobiliaria BCP PV02 Nº 16765102; (ii) presentar el informe del ajustador y los otros documentos que acrediten el rechazo de la activación de la cobertura; y, (iii) presentar los documentos que acrediten que remitió oportunamente al consumidor la póliza materia de denuncia</w:t>
-      </w:r>
-      <w:r>
-        <w:rPr>
-          <w:rFonts w:ascii="Arial Narrow" w:eastAsia="Arial Narrow" w:hAnsi="Arial Narrow" w:cs="Arial Narrow"/>
-          <w:sz w:val="22"/>
-          <w:szCs w:val="22"/>
-        </w:rPr>
-        <w:t xml:space="preserve">.  </w:t>
+        <w:t>(i) presentar una copia completa, legible y debidamente suscrita de la Póliza de la Inmobiliaria BCP PV02 16765102; (ii) presentar el informe del ajustador y los otros documentos que acrediten el rechazo de la activación de la cobertura; y, (iii) presentar los documentos que acrediten que remitió oportunamente al consumidor la póliza materia de denuncia</w:t>
+      </w:r>
+      <w:r>
+        <w:rPr>
+          <w:rFonts w:ascii="Arial Narrow" w:eastAsia="Arial Narrow" w:hAnsi="Arial Narrow" w:cs="Arial Narrow"/>
+          <w:sz w:val="22"/>
+          <w:szCs w:val="22"/>
+        </w:rPr>
+        <w:t xml:space="preserve">. </w:t>
       </w:r>
     </w:p>
     <w:p>
@@ -3596,15 +3596,15 @@
           <w:sz w:val="22"/>
           <w:szCs w:val="22"/>
         </w:rPr>
-        <w:t xml:space="preserve"> Nº </w:t>
-      </w:r>
-      <w:r>
-        <w:rPr>
-          <w:rFonts w:ascii="Arial Narrow" w:eastAsia="Arial Narrow" w:hAnsi="Arial Narrow" w:cs="Arial Narrow"/>
-          <w:sz w:val="22"/>
-          <w:szCs w:val="22"/>
-        </w:rPr>
-        <w:t>2 y Nº 3</w:t>
+        <w:t xml:space="preserve"> </w:t>
+      </w:r>
+      <w:r>
+        <w:rPr>
+          <w:rFonts w:ascii="Arial Narrow" w:eastAsia="Arial Narrow" w:hAnsi="Arial Narrow" w:cs="Arial Narrow"/>
+          <w:sz w:val="22"/>
+          <w:szCs w:val="22"/>
+        </w:rPr>
+        <w:t>2 y 3</w:t>
       </w:r>
       <w:r>
         <w:rPr>
@@ -3875,7 +3875,7 @@
           <w:sz w:val="22"/>
           <w:szCs w:val="22"/>
         </w:rPr>
-        <w:t xml:space="preserve">Presunta infracción de los artículos 18° y 19° de la Ley N° 29571, Código de Protección y Defensa del Consumidor, en tanto </w:t>
+        <w:t xml:space="preserve">Presunta infracción de los artículos 18 y 19 de la Ley 29571, Código de Protección y Defensa del Consumidor, en tanto </w:t>
       </w:r>
       <w:r>
         <w:rPr>
@@ -3884,7 +3884,7 @@
           <w:sz w:val="22"/>
           <w:szCs w:val="22"/>
         </w:rPr>
-        <w:t>la compañía aseguradora no habría cumplido con brindar una respuesta dentro del plazo legal a la parte denunciante respecto a la solicitud de cobertura de Póliza de la Inmobiliaria BCP PV02 Nº 16765102 por el siniestro del 6 de agosto de 2024</w:t>
+        <w:t>la compañía aseguradora no habría cumplido con brindar una respuesta dentro del plazo legal a la parte denunciante respecto a la solicitud de cobertura de Póliza de la Inmobiliaria BCP PV02 16765102 por el siniestro del 6 de agosto de 2024</w:t>
       </w:r>
       <w:r>
         <w:rPr>
@@ -3928,7 +3928,7 @@
           <w:sz w:val="22"/>
           <w:szCs w:val="22"/>
         </w:rPr>
-        <w:t xml:space="preserve">Presunta infracción de los artículos 18° y 19° de la Ley N° 29571, Código de Protección y Defensa del Consumidor, en tanto </w:t>
+        <w:t xml:space="preserve">Presunta infracción de los artículos 18 y 19 de la Ley 29571, Código de Protección y Defensa del Consumidor, en tanto </w:t>
       </w:r>
       <w:r>
         <w:rPr>
@@ -3937,7 +3937,7 @@
           <w:sz w:val="22"/>
           <w:szCs w:val="22"/>
         </w:rPr>
-        <w:t>la compañía aseguradora se habría negado injustificadamente a otorgar a la parte denunciante la cobertura de Póliza de la Inmobiliaria BCP PV02 Nº 16765102 por el siniestro del 6 de agosto de 2024</w:t>
+        <w:t>la compañía aseguradora se habría negado injustificadamente a otorgar a la parte denunciante la cobertura de Póliza de la Inmobiliaria BCP PV02 16765102 por el siniestro del 6 de agosto de 2024</w:t>
       </w:r>
       <w:r>
         <w:rPr>
@@ -3981,7 +3981,7 @@
           <w:sz w:val="22"/>
           <w:szCs w:val="22"/>
         </w:rPr>
-        <w:t xml:space="preserve">Presunta infracción de los artículos 18° y 19° de la Ley N° 29571, Código de Protección y Defensa del Consumidor, en tanto </w:t>
+        <w:t xml:space="preserve">Presunta infracción de los artículos 18 y 19 de la Ley 29571, Código de Protección y Defensa del Consumidor, en tanto </w:t>
       </w:r>
       <w:r>
         <w:rPr>
@@ -4034,7 +4034,7 @@
           <w:sz w:val="22"/>
           <w:szCs w:val="22"/>
         </w:rPr>
-        <w:t xml:space="preserve">Presunta infracción al numeral e) del artículo 47 de la Ley N° 29571, Código de Protección y Defensa del Consumidor, en tanto </w:t>
+        <w:t xml:space="preserve">Presunta infracción al numeral e) del artículo 47 de la Ley 29571, Código de Protección y Defensa del Consumidor, en tanto </w:t>
       </w:r>
       <w:r>
         <w:rPr>
@@ -4051,7 +4051,7 @@
           <w:sz w:val="22"/>
           <w:szCs w:val="22"/>
         </w:rPr>
-        <w:t>Nº 16765102 a la parte denunciante al momento de la contratación o antes del siniestro del 6 de agosto de 2024</w:t>
+        <w:t>16765102 a la parte denunciante al momento de la contratación o antes del siniestro del 6 de agosto de 2024</w:t>
       </w:r>
       <w:r>
         <w:rPr>
@@ -4421,7 +4421,7 @@
           <w:sz w:val="22"/>
           <w:szCs w:val="22"/>
         </w:rPr>
-        <w:t>fijar domicilio procesal para el procedimiento, de conformidad con el numeral 1 del artículo 442° del Código Procesal Civil; y,</w:t>
+        <w:t>fijar domicilio procesal para el procedimiento, de conformidad con el numeral 1 del artículo 442 del Código Procesal Civil; y,</w:t>
       </w:r>
       <w:bookmarkStart w:id="7" w:name="_Hlk136948279"/>
     </w:p>
@@ -4476,7 +4476,7 @@
           <w:sz w:val="22"/>
           <w:szCs w:val="22"/>
         </w:rPr>
-        <w:t xml:space="preserve">. Ello, a fin de que la Comisión pueda merituar dicha documentación, conforme lo establece el artículo 110º del </w:t>
+        <w:t xml:space="preserve">. Ello, a fin de que la Comisión pueda merituar dicha documentación, conforme lo establece el artículo 110 del </w:t>
       </w:r>
       <w:r>
         <w:rPr>
@@ -4718,7 +4718,7 @@
           <w:szCs w:val="22"/>
           <w:lang w:val="es-ES" w:eastAsia="es-ES"/>
         </w:rPr>
-        <w:t xml:space="preserve"> oportunamente. Ello, para que, de conformidad con lo dispuesto por el artículo 26° del Decreto Legislativo N° 807, presente sus descargos en un plazo no mayor de cinco (5) días hábiles contado desde el día siguiente de la notificación de la presente resolución, vencido el cual, </w:t>
+        <w:t xml:space="preserve"> oportunamente. Ello, para que, de conformidad con lo dispuesto por el artículo 26 del Decreto Legislativo 807, presente sus descargos en un plazo no mayor de cinco (5) días hábiles contado desde el día siguiente de la notificación de la presente resolución, vencido el cual, </w:t>
       </w:r>
       <w:r>
         <w:rPr>
@@ -4781,7 +4781,7 @@
           <w:szCs w:val="22"/>
           <w:lang w:val="es-ES" w:eastAsia="es-ES"/>
         </w:rPr>
-        <w:t xml:space="preserve"> declarará en rebeldía al denunciado que no lo hubiera presentado. Debe precisarse que de conformidad con lo establecido por el numeral 233.1 del artículo 233° del Texto Único Ordenado de la Ley N° 27444, Ley del Procedimiento Administrativo General, las alegaciones y los hechos relevantes de la reclamación, salvo que hayan sido específicamente negadas en la contestación, se tendrán por aceptadas o </w:t>
+        <w:t xml:space="preserve"> declarará en rebeldía al denunciado que no lo hubiera presentado. Debe precisarse que de conformidad con lo establecido por el numeral 233.1 del artículo 233 del Texto Único Ordenado de la Ley 27444, Ley del Procedimiento Administrativo General, las alegaciones y los hechos relevantes de la reclamación, salvo que hayan sido específicamente negadas en la contestación, se tendrán por aceptadas o </w:t>
       </w:r>
       <w:r>
         <w:rPr>
@@ -4976,7 +4976,7 @@
           <w:szCs w:val="22"/>
           <w:lang w:val="es-ES" w:eastAsia="es-ES"/>
         </w:rPr>
-        <w:t xml:space="preserve"> Nº 16765102; (ii) presentar el informe del ajustador y los otros documentos que acrediten el rechazo de la activación de la cobertura; y, (iii) presentar </w:t>
+        <w:t xml:space="preserve"> 16765102; (ii) presentar el informe del ajustador y los otros documentos que acrediten el rechazo de la activación de la cobertura; y, (iii) presentar </w:t>
       </w:r>
       <w:r>
         <w:rPr>
@@ -5080,15 +5080,15 @@
           <w:sz w:val="22"/>
           <w:szCs w:val="22"/>
         </w:rPr>
-        <w:t>°</w:t>
-      </w:r>
-      <w:r>
-        <w:rPr>
-          <w:rFonts w:ascii="Arial Narrow" w:eastAsia="Arial Narrow" w:hAnsi="Arial Narrow" w:cs="Arial Narrow"/>
-          <w:sz w:val="22"/>
-          <w:szCs w:val="22"/>
-        </w:rPr>
-        <w:t xml:space="preserve"> de la Ley Nº 29571, Código de Protección y Defensa del </w:t>
+        <w:t/>
+      </w:r>
+      <w:r>
+        <w:rPr>
+          <w:rFonts w:ascii="Arial Narrow" w:eastAsia="Arial Narrow" w:hAnsi="Arial Narrow" w:cs="Arial Narrow"/>
+          <w:sz w:val="22"/>
+          <w:szCs w:val="22"/>
+        </w:rPr>
+        <w:t xml:space="preserve"> de la Ley 29571, Código de Protección y Defensa del </w:t>
       </w:r>
       <w:r>
         <w:rPr>
@@ -5130,7 +5130,7 @@
           <w:sz w:val="22"/>
           <w:szCs w:val="22"/>
         </w:rPr>
-        <w:t>°</w:t>
+        <w:t/>
       </w:r>
       <w:r>
         <w:rPr>
@@ -5146,7 +5146,7 @@
           <w:sz w:val="22"/>
           <w:szCs w:val="22"/>
         </w:rPr>
-        <w:t>°</w:t>
+        <w:t/>
       </w:r>
       <w:r>
         <w:rPr>
@@ -5162,7 +5162,7 @@
           <w:sz w:val="22"/>
           <w:szCs w:val="22"/>
         </w:rPr>
-        <w:t>°</w:t>
+        <w:t/>
       </w:r>
       <w:r>
         <w:rPr>
@@ -5216,7 +5216,7 @@
           <w:sz w:val="22"/>
           <w:szCs w:val="22"/>
         </w:rPr>
-        <w:t>°</w:t>
+        <w:t/>
       </w:r>
       <w:r>
         <w:rPr>
@@ -5294,7 +5294,7 @@
           <w:sz w:val="22"/>
           <w:szCs w:val="22"/>
         </w:rPr>
-        <w:t xml:space="preserve"> informar a las partes que conforme a lo establecido en el artículo 39° del </w:t>
+        <w:t xml:space="preserve"> informar a las partes que conforme a lo establecido en el artículo 39 del </w:t>
       </w:r>
       <w:r>
         <w:rPr>
@@ -5303,7 +5303,7 @@
           <w:szCs w:val="22"/>
           <w:lang w:eastAsia="es-ES"/>
         </w:rPr>
-        <w:t>Decreto Legislativo N° 807</w:t>
+        <w:t>Decreto Legislativo 807</w:t>
       </w:r>
       <w:r>
         <w:rPr>
@@ -5362,7 +5362,7 @@
           <w:sz w:val="22"/>
           <w:szCs w:val="22"/>
         </w:rPr>
-        <w:t>comunicar a las partes que, de acuerdo a lo señalado por el artículo 29° del Decreto Legislativo N° 807</w:t>
+        <w:t>comunicar a las partes que, de acuerdo a lo señalado por el artículo 29 del Decreto Legislativo 807</w:t>
       </w:r>
       <w:r>
         <w:rPr>
@@ -5894,7 +5894,7 @@
           <w:sz w:val="22"/>
           <w:szCs w:val="22"/>
         </w:rPr>
-        <w:t>n al Consumidor N° 1</w:t>
+        <w:t>n al Consumidor 1</w:t>
       </w:r>
       <w:r>
         <w:rPr>
@@ -6251,7 +6251,7 @@
           <w:sz w:val="16"/>
           <w:szCs w:val="16"/>
         </w:rPr>
-        <w:t>DIRECTIVA 001-2008-TRI-INDECOPI, DIRECTIVA SOBRE CONFIDENCIALIDAD DE LA INFORMACIÓN EN LOS PROCEDIMIENTOS SEGUIDOS POR LOS ÓRGANOS FUNCIONALES DEL INDECOPI, MODIFICADA POR LA DIRECTIVA Nº 002-2017-TRI-INDECOPI Y LA DIRECTIVA Nº 002-2022-TRI-INDECOPI</w:t>
+        <w:t>DIRECTIVA 001-2008-TRI-INDECOPI, DIRECTIVA SOBRE CONFIDENCIALIDAD DE LA INFORMACIÓN EN LOS PROCEDIMIENTOS SEGUIDOS POR LOS ÓRGANOS FUNCIONALES DEL INDECOPI, MODIFICADA POR LA DIRECTIVA 002-2017-TRI-INDECOPI Y LA DIRECTIVA 002-2022-TRI-INDECOPI</w:t>
       </w:r>
     </w:p>
     <w:p>
@@ -6955,7 +6955,7 @@
           <w:sz w:val="16"/>
           <w:szCs w:val="16"/>
         </w:rPr>
-        <w:t>DIRECTIVA 001-2008-TRI-INDECOPI, DIRECTIVA SOBRE CONFIDENCIALIDAD DE LA INFORMACIÓN EN LOS PROCEDIMIENTOS SEGUIDOS POR LOS ÓRGANOS FUNCIONALES DEL INDECOPI, MODIFICADA POR LA DIRECTIVA Nº 002-2017-TRI-INDECOPI Y LA DIRECTIVA Nº 002-2022-TRI-INDECOPI</w:t>
+        <w:t>DIRECTIVA 001-2008-TRI-INDECOPI, DIRECTIVA SOBRE CONFIDENCIALIDAD DE LA INFORMACIÓN EN LOS PROCEDIMIENTOS SEGUIDOS POR LOS ÓRGANOS FUNCIONALES DEL INDECOPI, MODIFICADA POR LA DIRECTIVA 002-2017-TRI-INDECOPI Y LA DIRECTIVA 002-2022-TRI-INDECOPI</w:t>
       </w:r>
     </w:p>
     <w:p>
@@ -7117,7 +7117,7 @@
           <w:sz w:val="16"/>
           <w:szCs w:val="16"/>
         </w:rPr>
-        <w:t>TEXTO ÚNICO ORDENADO DEL CÓDIGO TRIBUTARIO, aprobado por DECRETO SUPREMO N° 133-2013-EF y publicado el 22 de junio de 2013</w:t>
+        <w:t>TEXTO ÚNICO ORDENADO DEL CÓDIGO TRIBUTARIO, aprobado por DECRETO SUPREMO 133-2013-EF y publicado el 22 de junio de 2013</w:t>
       </w:r>
     </w:p>
     <w:p>
@@ -7471,7 +7471,7 @@
           <w:sz w:val="16"/>
           <w:szCs w:val="16"/>
         </w:rPr>
-        <w:t>DIRECTIVA N° 001-2008-TRI-INDECOPI, DIRECTIVA SOBRE CONFIDENCIALIDAD DE LA INFORMACIÓN EN LOS PROCEDIMIENTOS SEGUIDOS POR LOS ÓRGANOS FUNCIONALES DEL INDECOPI, modificada por la DIRECTIVA N° 003-2022/TRI-INDECOPI</w:t>
+        <w:t>DIRECTIVA 001-2008-TRI-INDECOPI, DIRECTIVA SOBRE CONFIDENCIALIDAD DE LA INFORMACIÓN EN LOS PROCEDIMIENTOS SEGUIDOS POR LOS ÓRGANOS FUNCIONALES DEL INDECOPI, modificada por la DIRECTIVA 003-2022/TRI-INDECOPI</w:t>
       </w:r>
     </w:p>
     <w:p>
@@ -7614,7 +7614,7 @@
           <w:sz w:val="16"/>
           <w:szCs w:val="16"/>
         </w:rPr>
-        <w:t xml:space="preserve">           </w:t>
+        <w:t xml:space="preserve"> </w:t>
       </w:r>
       <w:r>
         <w:rPr>
@@ -7632,7 +7632,7 @@
           <w:sz w:val="16"/>
           <w:szCs w:val="16"/>
         </w:rPr>
-        <w:t xml:space="preserve">LEY N° 29571, CÓDIGO DE PROTECCIÓN Y DEFENSA DEL CONSUMIDOR, publicado el 2 de setiembre de 2010 y modificado por Decreto Legislativo N° 1308  </w:t>
+        <w:t xml:space="preserve">LEY 29571, CÓDIGO DE PROTECCIÓN Y DEFENSA DEL CONSUMIDOR, publicado el 2 de setiembre de 2010 y modificado por Decreto Legislativo 1308 </w:t>
       </w:r>
     </w:p>
     <w:p>
@@ -7662,7 +7662,7 @@
           <w:sz w:val="16"/>
           <w:szCs w:val="16"/>
         </w:rPr>
-        <w:t xml:space="preserve">  </w:t>
+        <w:t xml:space="preserve"> </w:t>
       </w:r>
     </w:p>
     <w:p>
@@ -7682,7 +7682,7 @@
           <w:sz w:val="16"/>
           <w:szCs w:val="16"/>
         </w:rPr>
-        <w:t xml:space="preserve">El Instituto Nacional de Defensa de la Competencia y de la Protección de la Propiedad Intelectual (Indecopi) es la autoridad con competencia primaria y de alcance nacional para conocer las presuntas infracciones a las disposiciones contenidas en el presente Código, así como para imponer las sanciones y medidas correctivas establecidas en el presente capítulo, conforme al Decreto Legislativo N° 1033, Ley de Organización y Funciones del Indecopi. Dicha competencia solo puede ser negada cuando ella haya sido asignada o se asigne a favor de otro organismo por norma expresa con rango de ley.  </w:t>
+        <w:t xml:space="preserve">El Instituto Nacional de Defensa de la Competencia y de la Protección de la Propiedad Intelectual (Indecopi) es la autoridad con competencia primaria y de alcance nacional para conocer las presuntas infracciones a las disposiciones contenidas en el presente Código, así como para imponer las sanciones y medidas correctivas establecidas en el presente capítulo, conforme al Decreto Legislativo 1033, Ley de Organización y Funciones del Indecopi. Dicha competencia solo puede ser negada cuando ella haya sido asignada o se asigne a favor de otro organismo por norma expresa con rango de ley. </w:t>
       </w:r>
     </w:p>
     <w:p>
@@ -7702,7 +7702,7 @@
           <w:sz w:val="16"/>
           <w:szCs w:val="16"/>
         </w:rPr>
-        <w:t xml:space="preserve">(…).  </w:t>
+        <w:t xml:space="preserve">(…). </w:t>
       </w:r>
     </w:p>
     <w:p>
@@ -7746,7 +7746,7 @@
           <w:sz w:val="16"/>
           <w:szCs w:val="16"/>
         </w:rPr>
-        <w:t xml:space="preserve">LEY DE ORGANIZACIÓN Y FUNCIONES DEL INDECOPI, APROBADA POR DECRETO LEGISLATIVO N° 1033  </w:t>
+        <w:t xml:space="preserve">LEY DE ORGANIZACIÓN Y FUNCIONES DEL INDECOPI, APROBADA POR DECRETO LEGISLATIVO 1033 </w:t>
       </w:r>
     </w:p>
     <w:p>
@@ -7776,7 +7776,7 @@
           <w:sz w:val="16"/>
           <w:szCs w:val="16"/>
         </w:rPr>
-        <w:t xml:space="preserve"> De la Comisión de Protección al Consumidor.-  </w:t>
+        <w:t xml:space="preserve"> De la Comisión de Protección al Consumidor.- </w:t>
       </w:r>
     </w:p>
     <w:p>
@@ -7796,7 +7796,7 @@
           <w:sz w:val="16"/>
           <w:szCs w:val="16"/>
         </w:rPr>
-        <w:t xml:space="preserve">Corresponde a la Comisión de Protección al Consumidor velar por el cumplimiento de la Ley de Protección al Consumidor y de las leyes que, en general, protegen a los consumidores de la falta de idoneidad de los bienes y servicios en función de la información brindada, de las omisiones de información y de la discriminación en el consumo, así como de aquellas que complementen o sustituyan a las anteriores.  </w:t>
+        <w:t xml:space="preserve">Corresponde a la Comisión de Protección al Consumidor velar por el cumplimiento de la Ley de Protección al Consumidor y de las leyes que, en general, protegen a los consumidores de la falta de idoneidad de los bienes y servicios en función de la información brindada, de las omisiones de información y de la discriminación en el consumo, así como de aquellas que complementen o sustituyan a las anteriores. </w:t>
       </w:r>
     </w:p>
     <w:p>
@@ -7840,7 +7840,7 @@
           <w:sz w:val="16"/>
           <w:szCs w:val="16"/>
         </w:rPr>
-        <w:t xml:space="preserve">LEY SOBRE FACULTADES, NORMAS Y ORGANIZACIÓN DEL INDECOPI, APROBADA POR DECRETO LEGISLATIVO N° 807  </w:t>
+        <w:t xml:space="preserve">LEY SOBRE FACULTADES, NORMAS Y ORGANIZACIÓN DEL INDECOPI, APROBADA POR DECRETO LEGISLATIVO 807 </w:t>
       </w:r>
     </w:p>
     <w:p>
@@ -7870,7 +7870,7 @@
           <w:sz w:val="16"/>
           <w:szCs w:val="16"/>
         </w:rPr>
-        <w:t xml:space="preserve">- El Secretario Técnico se encargará de la tramitación del procedimiento. Para ello, cuenta con las siguientes facultades:  </w:t>
+        <w:t xml:space="preserve">- El Secretario Técnico se encargará de la tramitación del procedimiento. Para ello, cuenta con las siguientes facultades: </w:t>
       </w:r>
     </w:p>
     <w:p>
@@ -7890,7 +7890,7 @@
           <w:sz w:val="16"/>
           <w:szCs w:val="16"/>
         </w:rPr>
-        <w:t xml:space="preserve">(...)  </w:t>
+        <w:t xml:space="preserve">(...) </w:t>
       </w:r>
     </w:p>
     <w:p>
@@ -7910,7 +7910,7 @@
           <w:sz w:val="16"/>
           <w:szCs w:val="16"/>
         </w:rPr>
-        <w:t xml:space="preserve">c) Admitir denuncias a trámite, en aquellos casos en que la Comisión le haya delegado esta facultad.  </w:t>
+        <w:t xml:space="preserve">c) Admitir denuncias a trámite, en aquellos casos en que la Comisión le haya delegado esta facultad. </w:t>
       </w:r>
     </w:p>
     <w:p>
@@ -8001,7 +8001,7 @@
           <w:szCs w:val="16"/>
           <w:lang w:eastAsia="en-US"/>
         </w:rPr>
-        <w:t>LEY 29571, CÓDIGO DE PROTECCIÓN Y DEFENSA DEL CONSUMIDOR, publicado el 2 de setiembre de 2010 y modificado por Decreto Legislativo N° 1308</w:t>
+        <w:t>LEY 29571, CÓDIGO DE PROTECCIÓN Y DEFENSA DEL CONSUMIDOR, publicado el 2 de setiembre de 2010 y modificado por Decreto Legislativo 1308</w:t>
       </w:r>
       <w:r>
         <w:rPr>
@@ -8051,7 +8051,7 @@
           <w:szCs w:val="16"/>
           <w:lang w:eastAsia="en-US"/>
         </w:rPr>
-        <w:t>Artículo 18°.- Idoneidad</w:t>
+        <w:t>Artículo 18.- Idoneidad</w:t>
       </w:r>
     </w:p>
     <w:p>
@@ -8178,7 +8178,7 @@
           <w:szCs w:val="16"/>
           <w:lang w:eastAsia="en-US"/>
         </w:rPr>
-        <w:t>Artículo 19°.- Obligación de los proveedores</w:t>
+        <w:t>Artículo 19.- Obligación de los proveedores</w:t>
       </w:r>
     </w:p>
     <w:p>
@@ -8247,7 +8247,7 @@
           <w:sz w:val="16"/>
           <w:szCs w:val="16"/>
         </w:rPr>
-        <w:t xml:space="preserve">           </w:t>
+        <w:t xml:space="preserve"> </w:t>
       </w:r>
       <w:r>
         <w:rPr>
@@ -8265,7 +8265,7 @@
           <w:sz w:val="16"/>
           <w:szCs w:val="16"/>
         </w:rPr>
-        <w:t xml:space="preserve">LEY N° 29571, CÓDIGO DE PROTECCIÓN Y DEFENSA DEL CONSUMIDOR, publicado el 2 de setiembre de 2010 y modificado por Decreto Legislativo N° 1308   </w:t>
+        <w:t xml:space="preserve">LEY 29571, CÓDIGO DE PROTECCIÓN Y DEFENSA DEL CONSUMIDOR, publicado el 2 de setiembre de 2010 y modificado por Decreto Legislativo 1308 </w:t>
       </w:r>
     </w:p>
     <w:p>
@@ -8416,7 +8416,7 @@
           <w:sz w:val="16"/>
           <w:szCs w:val="16"/>
         </w:rPr>
-        <w:t>LEY SOBRE FACULTADES, NORMAS Y ORGANIZACIÓN DEL INDECOPI, aprobada por Decreto Legislativo N° 807, publicado el 18 de abril de 1996</w:t>
+        <w:t>LEY SOBRE FACULTADES, NORMAS Y ORGANIZACIÓN DEL INDECOPI, aprobada por Decreto Legislativo 807, publicado el 18 de abril de 1996</w:t>
       </w:r>
     </w:p>
     <w:p>
@@ -8703,7 +8703,7 @@
           <w:szCs w:val="16"/>
           <w:lang w:eastAsia="es-PE"/>
         </w:rPr>
-        <w:t>El número de trabajadores se atenderá siempre que la empresa haya sido constituida antes de la vigencia de la Ley Nº 30056, publicada el 2 de julio de 2013, que modificó el artículo 5º del Texto Único Ordenado de la Ley de Promoción de la Competitividad, Formalización y Desarrollo de la Micro y Pequeña Empresa y de Acceso al Empleo Decente (LEY MYPE). Ello, en la medida que la Tercera Disposición Complementaria Transitoria de la norma modificatoria precisa que las empresas constituidas antes de la entrada en vigencia de dicha Ley se rigen por los requisitos de acogimiento al régimen de las micro y pequeñas empresas regulados en el Decreto Legislativo 1086.</w:t>
+        <w:t>El número de trabajadores se atenderá siempre que la empresa haya sido constituida antes de la vigencia de la Ley 30056, publicada el 2 de julio de 2013, que modificó el artículo 5 del Texto Único Ordenado de la Ley de Promoción de la Competitividad, Formalización y Desarrollo de la Micro y Pequeña Empresa y de Acceso al Empleo Decente (LEY MYPE). Ello, en la medida que la Tercera Disposición Complementaria Transitoria de la norma modificatoria precisa que las empresas constituidas antes de la entrada en vigencia de dicha Ley se rigen por los requisitos de acogimiento al régimen de las micro y pequeñas empresas regulados en el Decreto Legislativo 1086.</w:t>
       </w:r>
     </w:p>
     <w:p>
@@ -8773,7 +8773,7 @@
           <w:sz w:val="16"/>
           <w:szCs w:val="16"/>
         </w:rPr>
-        <w:t>° 29571, CÓDIGO DE PROTECCIÓN Y DEFENSA DEL CONSUMIDOR.</w:t>
+        <w:t> 29571, CÓDIGO DE PROTECCIÓN Y DEFENSA DEL CONSUMIDOR.</w:t>
       </w:r>
     </w:p>
     <w:p>
@@ -8805,7 +8805,7 @@
           <w:sz w:val="16"/>
           <w:szCs w:val="16"/>
         </w:rPr>
-        <w:t>Artículo 110º.- Sanciones Administrativas</w:t>
+        <w:t>Artículo 110.- Sanciones Administrativas</w:t>
       </w:r>
     </w:p>
     <w:p>
@@ -8916,7 +8916,7 @@
           <w:sz w:val="16"/>
           <w:szCs w:val="16"/>
         </w:rPr>
-        <w:t xml:space="preserve">            </w:t>
+        <w:t xml:space="preserve"> </w:t>
       </w:r>
       <w:r>
         <w:rPr>
@@ -8934,7 +8934,7 @@
           <w:sz w:val="16"/>
           <w:szCs w:val="16"/>
         </w:rPr>
-        <w:t>TEXTO ÚNICO ORDENADO DE LA LEY N° 27444, LEY DE PROCEDIMIENTO ADMINISTRATIVO GENERAL, aprobado por el Decreto Supremo 006-2026-JUS</w:t>
+        <w:t>TEXTO ÚNICO ORDENADO DE LA LEY 27444, LEY DE PROCEDIMIENTO ADMINISTRATIVO GENERAL, aprobado por el Decreto Supremo 006-2026-JUS</w:t>
       </w:r>
     </w:p>
     <w:p>
@@ -9042,7 +9042,7 @@
           <w:sz w:val="16"/>
           <w:szCs w:val="16"/>
         </w:rPr>
-        <w:t xml:space="preserve">            </w:t>
+        <w:t xml:space="preserve"> </w:t>
       </w:r>
       <w:r>
         <w:rPr>
@@ -9052,7 +9052,7 @@
           <w:sz w:val="16"/>
           <w:szCs w:val="16"/>
         </w:rPr>
-        <w:t>LEY 29571, CÓDIGO DE PROTECCIÓN Y DEFENSA DEL CONSUMIDOR, publicado el 2 de setiembre de 2010 y modificado por Decreto Legislativo N° 1308</w:t>
+        <w:t>LEY 29571, CÓDIGO DE PROTECCIÓN Y DEFENSA DEL CONSUMIDOR, publicado el 2 de setiembre de 2010 y modificado por Decreto Legislativo 1308</w:t>
       </w:r>
     </w:p>
     <w:p>
@@ -9093,7 +9093,7 @@
           <w:sz w:val="16"/>
           <w:szCs w:val="16"/>
         </w:rPr>
-        <w:t xml:space="preserve">                El órgano resolutivo puede sancionar las infracciones administrativas a que se refiere el artículo 108º con amonestación y multas de hasta cuatrocientos cincuenta (450) Unidades Impositivas Tributarias (UIT), las cuales son calificadas de la siguiente manera:</w:t>
+        <w:t xml:space="preserve"> El órgano resolutivo puede sancionar las infracciones administrativas a que se refiere el artículo 108 con amonestación y multas de hasta cuatrocientos cincuenta (450) Unidades Impositivas Tributarias (UIT), las cuales son calificadas de la siguiente manera:</w:t>
       </w:r>
     </w:p>
     <w:p>
@@ -9241,7 +9241,7 @@
           <w:sz w:val="16"/>
           <w:szCs w:val="16"/>
         </w:rPr>
-        <w:t xml:space="preserve"> el proveedor incumpla un acuerdo conciliatorio o cualquier otro acuerdo que de forma indubitable deje constancia de la manifestación de voluntad expresa de las partes de dar por culminada la controversia, o un laudo arbitral, el órgano resolutivo puede sancionar con una multa entre una (1) Unidad Impositiva Tributaria y doscientos (200) Unidades Impositivas Tributarias. Para la graduación se observan los criterios establecidos en el presente Código y supletoriamente, los criterios que establece la Ley N° 27444, Ley del Procedimiento Administrativo General o la norma que la sustituya o complemente.</w:t>
+        <w:t xml:space="preserve"> el proveedor incumpla un acuerdo conciliatorio o cualquier otro acuerdo que de forma indubitable deje constancia de la manifestación de voluntad expresa de las partes de dar por culminada la controversia, o un laudo arbitral, el órgano resolutivo puede sancionar con una multa entre una (1) Unidad Impositiva Tributaria y doscientos (200) Unidades Impositivas Tributarias. Para la graduación se observan los criterios establecidos en el presente Código y supletoriamente, los criterios que establece la Ley 27444, Ley del Procedimiento Administrativo General o la norma que la sustituya o complemente.</w:t>
       </w:r>
     </w:p>
     <w:p>
@@ -9321,7 +9321,7 @@
           <w:sz w:val="16"/>
           <w:szCs w:val="16"/>
         </w:rPr>
-        <w:t>LEY 29571, CÓDIGO DE PROTECCIÓN Y DEFENSA DEL CONSUMIDOR, publicado el 2 de setiembre de 2010 y modificado por Decreto Legislativo N° 1308</w:t>
+        <w:t>LEY 29571, CÓDIGO DE PROTECCIÓN Y DEFENSA DEL CONSUMIDOR, publicado el 2 de setiembre de 2010 y modificado por Decreto Legislativo 1308</w:t>
       </w:r>
     </w:p>
     <w:p>
@@ -9510,7 +9510,7 @@
           <w:sz w:val="16"/>
           <w:szCs w:val="16"/>
         </w:rPr>
-        <w:t>Cambiar productos por otros de idénticas o similares características, cuando la reparación no sea posible o no resulte    razonable según las circunstancias.</w:t>
+        <w:t>Cambiar productos por otros de idénticas o similares características, cuando la reparación no sea posible o no resulte razonable según las circunstancias.</w:t>
       </w:r>
     </w:p>
     <w:p>
@@ -9704,7 +9704,7 @@
           <w:sz w:val="16"/>
           <w:szCs w:val="16"/>
         </w:rPr>
-        <w:t>115.2    Las medidas correctivas reparadoras no pueden ser solicitadas de manera acumulativa conjunta, pudiendo plantearse de manera alternativa o subsidiaria, con excepción de la medida correctiva señalada en el literal h) que puede solicitarse conjuntamente con otra medida correctiva. Cuando los órganos competentes del Indecopi se pronuncian respecto de una medida correctiva reparadora, aplican el principio de congruencia procesal.</w:t>
+        <w:t>115.2 Las medidas correctivas reparadoras no pueden ser solicitadas de manera acumulativa conjunta, pudiendo plantearse de manera alternativa o subsidiaria, con excepción de la medida correctiva señalada en el literal h) que puede solicitarse conjuntamente con otra medida correctiva. Cuando los órganos competentes del Indecopi se pronuncian respecto de una medida correctiva reparadora, aplican el principio de congruencia procesal.</w:t>
       </w:r>
     </w:p>
     <w:p>
@@ -9734,7 +9734,7 @@
           <w:sz w:val="16"/>
           <w:szCs w:val="16"/>
         </w:rPr>
-        <w:t>115.3    Las medidas correctivas reparadoras pueden solicitarse en cualquier momento hasta antes de la notificación de cargo al proveedor, sin perjuicio de la facultad de secretaría técnica de la comisión de requerir al consumidor que precise la medida correctiva materia de solicitud. El consumidor puede variar su solicitud de medida correctiva hasta antes de la decisión de primera instancia, en cuyo caso se confiere traslado al proveedor para que formule su descargo.</w:t>
+        <w:t>115.3 Las medidas correctivas reparadoras pueden solicitarse en cualquier momento hasta antes de la notificación de cargo al proveedor, sin perjuicio de la facultad de secretaría técnica de la comisión de requerir al consumidor que precise la medida correctiva materia de solicitud. El consumidor puede variar su solicitud de medida correctiva hasta antes de la decisión de primera instancia, en cuyo caso se confiere traslado al proveedor para que formule su descargo.</w:t>
       </w:r>
     </w:p>
     <w:p>
@@ -9764,7 +9764,7 @@
           <w:sz w:val="16"/>
           <w:szCs w:val="16"/>
         </w:rPr>
-        <w:t>115.4     Corresponde al consumidor que solicita el dictado de la medida correctiva reparadora probar las consecuencias patrimoniales directas e inmediatas causadas por la comisión de la infracción administrativa.</w:t>
+        <w:t>115.4 Corresponde al consumidor que solicita el dictado de la medida correctiva reparadora probar las consecuencias patrimoniales directas e inmediatas causadas por la comisión de la infracción administrativa.</w:t>
       </w:r>
     </w:p>
     <w:p>
@@ -9794,7 +9794,7 @@
           <w:sz w:val="16"/>
           <w:szCs w:val="16"/>
         </w:rPr>
-        <w:t>115.5     Los bienes o montos objeto de medidas correctivas reparadoras son entregados por el proveedor directamente al consumidor que los reclama, salvo mandato distinto contenido en la resolución. Aquellos bienes o montos materia de una medida correctiva reparadora, que por algún motivo se encuentran en posesión del Indecopi y deban ser entregados a los consumidores beneficiados, son puestos a disposición de estos.</w:t>
+        <w:t>115.5 Los bienes o montos objeto de medidas correctivas reparadoras son entregados por el proveedor directamente al consumidor que los reclama, salvo mandato distinto contenido en la resolución. Aquellos bienes o montos materia de una medida correctiva reparadora, que por algún motivo se encuentran en posesión del Indecopi y deban ser entregados a los consumidores beneficiados, son puestos a disposición de estos.</w:t>
       </w:r>
     </w:p>
     <w:p>
@@ -9824,7 +9824,7 @@
           <w:sz w:val="16"/>
           <w:szCs w:val="16"/>
         </w:rPr>
-        <w:t>115.6      El extremo de la resolución final que ordena el cumplimiento de una medida correctiva reparadora a favor del consumidor constituye título ejecutivo conforme con lo dispuesto en el artículo 688 del Código Procesal Civil, una vez que quedan consentidas o causan estado en la vía administrativa. La legitimidad para obrar en los procesos civiles de ejecución corresponde a los consumidores beneficiados con la medida correctiva reparadora.</w:t>
+        <w:t>115.6 El extremo de la resolución final que ordena el cumplimiento de una medida correctiva reparadora a favor del consumidor constituye título ejecutivo conforme con lo dispuesto en el artículo 688 del Código Procesal Civil, una vez que quedan consentidas o causan estado en la vía administrativa. La legitimidad para obrar en los procesos civiles de ejecución corresponde a los consumidores beneficiados con la medida correctiva reparadora.</w:t>
       </w:r>
     </w:p>
     <w:p>
@@ -9854,7 +9854,7 @@
           <w:sz w:val="16"/>
           <w:szCs w:val="16"/>
         </w:rPr>
-        <w:t xml:space="preserve">115.7    </w:t>
+        <w:t xml:space="preserve">115.7 </w:t>
       </w:r>
       <w:r>
         <w:rPr>
@@ -10450,7 +10450,7 @@
           <w:szCs w:val="16"/>
         </w:rPr>
         <w:tab/>
-        <w:t>DECRETO LEGISLATIVO Nº 807, LEY SOBRE FACULTADES, NORMAS Y ORGANIZACIÓN DEL INDECOPI FACULTADES DE LAS COMISIONES Y OFICINAS DEL INDECOPI.</w:t>
+        <w:t>DECRETO LEGISLATIVO 807, LEY SOBRE FACULTADES, NORMAS Y ORGANIZACIÓN DEL INDECOPI FACULTADES DE LAS COMISIONES Y OFICINAS DEL INDECOPI.</w:t>
       </w:r>
     </w:p>
     <w:p>
@@ -10472,7 +10472,7 @@
           <w:sz w:val="16"/>
           <w:szCs w:val="16"/>
         </w:rPr>
-        <w:t xml:space="preserve">Artículo 29º.- </w:t>
+        <w:t xml:space="preserve">Artículo 29.- </w:t>
       </w:r>
       <w:r>
         <w:rPr>
@@ -10763,7 +10763,7 @@
               <w:sz w:val="16"/>
               <w:szCs w:val="16"/>
             </w:rPr>
-            <w:t xml:space="preserve">SECRETARIA TÉCNICA DE LA    </w:t>
+            <w:t xml:space="preserve">SECRETARIA TÉCNICA DE LA </w:t>
           </w:r>
         </w:p>
         <w:p>
